--- a/Sem3/game14optimization/Курсовая работа.docx
+++ b/Sem3/game14optimization/Курсовая работа.docx
@@ -15,6 +15,12 @@
           <w:rFonts w:eastAsia="Times New Roman" w:cs="Times New Roman"/>
         </w:rPr>
       </w:pPr>
+      <w:r>
+        <w:rPr>
+          <w:rFonts w:eastAsia="Times New Roman" w:cs="Times New Roman"/>
+        </w:rPr>
+        <w:t>перебирал</w:t>
+      </w:r>
       <w:r>
         <w:rPr>
           <w:rFonts w:eastAsia="Times New Roman" w:cs="Times New Roman"/>
@@ -2515,7 +2521,31 @@
         <w:t xml:space="preserve"> не обеспечивает гарантированного нахождения оптимального решения. </w:t>
       </w:r>
       <w:r>
-        <w:t>Данный алгоритм не отсекал варианты по оценке и перебирал всё.</w:t>
+        <w:t>А</w:t>
+      </w:r>
+      <w:r>
+        <w:t>лгоритм не</w:t>
+      </w:r>
+      <w:r>
+        <w:t>правильно</w:t>
+      </w:r>
+      <w:r>
+        <w:t xml:space="preserve"> отсекал варианты по оценке</w:t>
+      </w:r>
+      <w:r>
+        <w:t xml:space="preserve"> </w:t>
+      </w:r>
+      <w:r>
+        <w:t xml:space="preserve">и </w:t>
+      </w:r>
+      <w:r>
+        <w:t xml:space="preserve">необоснованно </w:t>
+      </w:r>
+      <w:r>
+        <w:t>ограничивал глубину</w:t>
+      </w:r>
+      <w:r>
+        <w:t>.</w:t>
       </w:r>
     </w:p>
     <w:p>
@@ -2657,6 +2687,11 @@
       <w:bookmarkEnd w:id="13"/>
     </w:p>
     <w:p>
+      <w:pPr>
+        <w:rPr>
+          <w:lang w:val="en-US"/>
+        </w:rPr>
+      </w:pPr>
       <w:r>
         <w:tab/>
         <w:t>Чтобы избежать копирования доски для каждой итерации рекурсии, доска была вынесена в глобальную область и все действия на каждой итерации рекурсии производятся</w:t>
@@ -2665,20 +2700,42 @@
         <w:t>.</w:t>
       </w:r>
       <w:r>
-        <w:t xml:space="preserve"> В стеке храниться только краткое описание хода: откуда и куда переставили. </w:t>
+        <w:t xml:space="preserve"> В стеке храниться только краткое описание хода: </w:t>
+      </w:r>
+      <w:r>
+        <w:lastRenderedPageBreak/>
+        <w:t xml:space="preserve">откуда и куда переставили. </w:t>
       </w:r>
       <w:r>
         <w:t>Каждое состояние кодируется 64-битным ключом.</w:t>
       </w:r>
       <w:r>
+        <w:t xml:space="preserve"> Таблица транспозиций имеет фиксированный размер, который задаётся константой. Индекс элемента в этой таблице получается путём перемешивания ключа состояния. Коллизия по индексу просто вытесняет старую запись, ложных срабатываний нет, так как дополнительно сравниваются ключи.</w:t>
+      </w:r>
+      <w:r>
+        <w:t xml:space="preserve"> Везде, где возможно были изменены типы данных, так чтобы не расходовать лишнюю память. </w:t>
+      </w:r>
+    </w:p>
+    <w:p>
+      <w:r>
+        <w:rPr>
+          <w:lang w:val="en-US"/>
+        </w:rPr>
+        <w:tab/>
+      </w:r>
+      <w:r>
+        <w:t>Запись таблицы транспозиций содержит ключ состояния, наименьшую глубину его достижения и номер поколения generation. Каждому проходу IDA* с новым порогом соответствует отдельное поколение. При проверке повторного состояния учитываются только записи, номер поколения которых совпадает с текущим.</w:t>
+      </w:r>
+      <w:r>
         <w:t xml:space="preserve"> </w:t>
       </w:r>
       <w:r>
-        <w:lastRenderedPageBreak/>
-        <w:t>Таблица транспозиций имеет фиксированный размер, который задаётся константой. Индекс элемента в этой таблице получается путём перемешивания ключа состояния. Коллизия по индексу просто вытесняет старую запись, ложных срабатываний нет, так как дополнительно сравниваются ключи.</w:t>
-      </w:r>
-      <w:r>
-        <w:t xml:space="preserve"> Везде, где возможно были изменены типы данных, так чтобы не расходовать лишнюю память. </w:t>
+        <w:t>Такой подход позволяет логически очистить таблицу увеличением одного счётчика, не обнуляя весь массив перед каждым проходом. Записи предыдущих поколений игнорируются и постепенно заменяются новыми. Обычная логическая очистка требует \(O(1)\) операций вместо \(O(T)\), где \(T\) — количество записей таблицы. Полное обнуление выполняется только при переполнении счётчика поколений.</w:t>
+      </w:r>
+    </w:p>
+    <w:p>
+      <w:r>
+        <w:t>Разделение записей по поколениям необходимо, поскольку увеличение порога разрешает исследовать продолжения путей, которые были отсечены в предыдущем проходе.</w:t>
       </w:r>
     </w:p>
     <w:p/>
@@ -2774,6 +2831,7 @@
     </w:p>
     <w:p>
       <w:r>
+        <w:lastRenderedPageBreak/>
         <w:tab/>
       </w:r>
       <w:r>
@@ -2851,14 +2909,27 @@
       <w:r>
         <w:t xml:space="preserve">Таблица </w:t>
       </w:r>
-      <w:fldSimple w:instr=" SEQ Таблица \* ARABIC ">
-        <w:r>
-          <w:rPr>
-            <w:noProof/>
-          </w:rPr>
-          <w:t>1</w:t>
-        </w:r>
-      </w:fldSimple>
+      <w:r>
+        <w:fldChar w:fldCharType="begin"/>
+      </w:r>
+      <w:r>
+        <w:instrText xml:space="preserve"> SEQ Таблица \* ARABIC </w:instrText>
+      </w:r>
+      <w:r>
+        <w:fldChar w:fldCharType="separate"/>
+      </w:r>
+      <w:r>
+        <w:rPr>
+          <w:noProof/>
+        </w:rPr>
+        <w:t>1</w:t>
+      </w:r>
+      <w:r>
+        <w:rPr>
+          <w:noProof/>
+        </w:rPr>
+        <w:fldChar w:fldCharType="end"/>
+      </w:r>
       <w:r>
         <w:t xml:space="preserve"> Результаты тестов</w:t>
       </w:r>
